--- a/t27_s3.docx
+++ b/t27_s3.docx
@@ -3,2168 +3,998 @@
 <w:document xmlns:wpc="http://schemas.microsoft.com/office/word/2010/wordprocessingCanvas" xmlns:mo="http://schemas.microsoft.com/office/mac/office/2008/main" xmlns:mc="http://schemas.openxmlformats.org/markup-compatibility/2006" xmlns:mv="urn:schemas-microsoft-com:mac:vml" xmlns:o="urn:schemas-microsoft-com:office:office" xmlns:r="http://schemas.openxmlformats.org/officeDocument/2006/relationships" xmlns:m="http://schemas.openxmlformats.org/officeDocument/2006/math" xmlns:v="urn:schemas-microsoft-com:vml" xmlns:wp14="http://schemas.microsoft.com/office/word/2010/wordprocessingDrawing" xmlns:wp="http://schemas.openxmlformats.org/drawingml/2006/wordprocessingDrawing" xmlns:w10="urn:schemas-microsoft-com:office:word" xmlns:w="http://schemas.openxmlformats.org/wordprocessingml/2006/main" xmlns:w14="http://schemas.microsoft.com/office/word/2010/wordml" xmlns:wpg="http://schemas.microsoft.com/office/word/2010/wordprocessingGroup" xmlns:wpi="http://schemas.microsoft.com/office/word/2010/wordprocessingInk" xmlns:wne="http://schemas.microsoft.com/office/word/2006/wordml" xmlns:wps="http://schemas.microsoft.com/office/word/2010/wordprocessingShape" mc:Ignorable="w14 wp14">
   <w:body>
     <w:p>
-      <w:pPr>
-        <w:spacing w:after="20" w:before="120"/>
-      </w:pPr>
       <w:r>
-        <w:rPr>
-          <w:b/>
-          <w:sz w:val="22"/>
-        </w:rPr>
-        <w:t>Question: A client develops anaphylaxis after a bee sting. What is the nurse's priority intervention?</w:t>
+        <w:t xml:space="preserve">Question: A patient with chronic obstructive pulmonary disease (COPD) asks the nurse why his fingers are clubbed. The nurse's best response is based on the understanding that clubbing results from:</w:t>
       </w:r>
     </w:p>
     <w:p>
-      <w:pPr>
-        <w:spacing w:after="0" w:before="0"/>
-      </w:pPr>
       <w:r>
-        <w:rPr>
-          <w:b w:val="0"/>
-          <w:sz w:val="22"/>
-        </w:rPr>
-        <w:t>(a) Establish IV access first</w:t>
+        <w:t xml:space="preserve">(a) Chronic hypoxia</w:t>
       </w:r>
     </w:p>
     <w:p>
-      <w:pPr>
-        <w:spacing w:after="0" w:before="0"/>
-      </w:pPr>
       <w:r>
-        <w:rPr>
-          <w:b w:val="0"/>
-          <w:sz w:val="22"/>
-        </w:rPr>
-        <w:t>(b) Apply oxygen by face mask</w:t>
+        <w:t xml:space="preserve">(b) Increased carbon dioxide levels</w:t>
       </w:r>
     </w:p>
     <w:p>
-      <w:pPr>
-        <w:spacing w:after="0" w:before="0"/>
-      </w:pPr>
       <w:r>
-        <w:rPr>
-          <w:b w:val="0"/>
-          <w:sz w:val="22"/>
-        </w:rPr>
-        <w:t>(c) Give an oral antihistamine</w:t>
+        <w:t xml:space="preserve">(c) Pulmonary hypertension</w:t>
       </w:r>
     </w:p>
     <w:p>
-      <w:pPr>
-        <w:spacing w:after="0" w:before="0"/>
-      </w:pPr>
       <w:r>
-        <w:rPr>
-          <w:b w:val="0"/>
-          <w:sz w:val="22"/>
-        </w:rPr>
-        <w:t>(d) Administer epinephrine IM immediately</w:t>
+        <w:t xml:space="preserve">(d) Decreased lung compliance</w:t>
       </w:r>
     </w:p>
     <w:p>
-      <w:pPr>
-        <w:spacing w:after="0" w:before="40"/>
-      </w:pPr>
       <w:r>
-        <w:rPr>
-          <w:b/>
-          <w:sz w:val="22"/>
-        </w:rPr>
-        <w:t>Answer: d</w:t>
+        <w:t xml:space="preserve">Answer: a</w:t>
       </w:r>
     </w:p>
     <w:p>
-      <w:pPr>
-        <w:spacing w:after="0" w:before="0"/>
-      </w:pPr>
       <w:r>
-        <w:rPr>
-          <w:b w:val="0"/>
-          <w:sz w:val="21"/>
-        </w:rPr>
-        <w:t>Solution: Epinephrine IM is the first-line, life-saving treatment for anaphylaxis; it reverses bronchospasm, laryngeal edema and hypotension.</w:t>
+        <w:t xml:space="preserve">Solution: Clubbing is caused by chronic hypoxia, which leads to increased capillary growth and soft-tissue swelling at the fingertips. It is a late sign of chronic lung disease and reflects long-standing oxygen deficiency.</w:t>
       </w:r>
     </w:p>
     <w:p>
-      <w:pPr>
-        <w:spacing w:after="0" w:before="0"/>
-      </w:pPr>
       <w:r>
-        <w:rPr>
-          <w:b w:val="0"/>
-          <w:sz w:val="20"/>
-        </w:rPr>
-        <w:t>Positive Marks: 1</w:t>
+        <w:t xml:space="preserve">Positive Marks: 1</w:t>
       </w:r>
     </w:p>
     <w:p>
-      <w:pPr>
-        <w:spacing w:after="160" w:before="0"/>
-      </w:pPr>
       <w:r>
-        <w:rPr>
-          <w:b w:val="0"/>
-          <w:sz w:val="20"/>
-        </w:rPr>
-        <w:t>Negative Marks: 0.25</w:t>
+        <w:t xml:space="preserve">Negative Marks: 0.25</w:t>
       </w:r>
     </w:p>
     <w:p>
-      <w:pPr>
-        <w:spacing w:after="20" w:before="120"/>
-      </w:pPr>
       <w:r>
-        <w:rPr>
-          <w:b/>
-          <w:sz w:val="22"/>
-        </w:rPr>
-        <w:t>Question: What is the immediate action when a patient is found unresponsive without a pulse or breathing?</w:t>
+        <w:t xml:space="preserve"/>
       </w:r>
     </w:p>
     <w:p>
-      <w:pPr>
-        <w:spacing w:after="0" w:before="0"/>
-      </w:pPr>
       <w:r>
-        <w:rPr>
-          <w:b w:val="0"/>
-          <w:sz w:val="22"/>
-        </w:rPr>
-        <w:t>(a) Start CPR</w:t>
+        <w:t xml:space="preserve">Question: The nurse is assessing a client 2 hours after a cardiac catheterization through the femoral artery. Which finding requires immediate action?</w:t>
       </w:r>
     </w:p>
     <w:p>
-      <w:pPr>
-        <w:spacing w:after="0" w:before="0"/>
-      </w:pPr>
       <w:r>
-        <w:rPr>
-          <w:b w:val="0"/>
-          <w:sz w:val="22"/>
-        </w:rPr>
-        <w:t>(b) Give 20-22 breaths then assess for 2 minutes</w:t>
+        <w:t xml:space="preserve">(a) A small hematoma at the insertion site</w:t>
       </w:r>
     </w:p>
     <w:p>
-      <w:pPr>
-        <w:spacing w:after="0" w:before="0"/>
-      </w:pPr>
       <w:r>
-        <w:rPr>
-          <w:b w:val="0"/>
-          <w:sz w:val="22"/>
-        </w:rPr>
-        <w:t>(c) Give 10-12 breaths then reassess</w:t>
+        <w:t xml:space="preserve">(b) Cool, pale foot with diminished pulses on the affected side</w:t>
       </w:r>
     </w:p>
     <w:p>
-      <w:pPr>
-        <w:spacing w:after="0" w:before="0"/>
-      </w:pPr>
       <w:r>
-        <w:rPr>
-          <w:b w:val="0"/>
-          <w:sz w:val="22"/>
-        </w:rPr>
-        <w:t>(d) Inform Physician</w:t>
+        <w:t xml:space="preserve">(c) Blood pressure of 110/70 mm Hg</w:t>
       </w:r>
     </w:p>
     <w:p>
-      <w:pPr>
-        <w:spacing w:after="0" w:before="40"/>
-      </w:pPr>
       <w:r>
-        <w:rPr>
-          <w:b/>
-          <w:sz w:val="22"/>
-        </w:rPr>
-        <w:t>Answer: a</w:t>
+        <w:t xml:space="preserve">(d) Mild groin discomfort</w:t>
       </w:r>
     </w:p>
     <w:p>
-      <w:pPr>
-        <w:spacing w:after="0" w:before="0"/>
-      </w:pPr>
       <w:r>
-        <w:rPr>
-          <w:b w:val="0"/>
-          <w:sz w:val="21"/>
-        </w:rPr>
-        <w:t>Solution: The immediate action that should be taken when a patient is found unresponsive without a pulse or breathing is to start CPR (cardiopulmonary resuscitation) immediately. According to the American Heart Association (AHA), CPR is a series of lifesaving steps that should be initiated as soon as possible to help the victim until advanced medical care arrives. The steps include chest compressions, rescue breaths, and defibrillation (if available). Calling for emergency medical services should also be done at the same time as starting CPR. The AHA emphasizes that early and effective CPR can double or triple the chances of survival in cardiac arrest cases.</w:t>
+        <w:t xml:space="preserve">Answer: b</w:t>
       </w:r>
     </w:p>
     <w:p>
-      <w:pPr>
-        <w:spacing w:after="0" w:before="0"/>
-      </w:pPr>
       <w:r>
-        <w:rPr>
-          <w:b w:val="0"/>
-          <w:sz w:val="20"/>
-        </w:rPr>
-        <w:t>Positive Marks: 1</w:t>
+        <w:t xml:space="preserve">Solution: Cool, pale extremity with diminished or absent pulses indicates arterial occlusion or thrombosis at the catheterization site — a medical emergency. A small hematoma, stable BP, and mild discomfort are expected.</w:t>
       </w:r>
     </w:p>
     <w:p>
-      <w:pPr>
-        <w:spacing w:after="160" w:before="0"/>
-      </w:pPr>
       <w:r>
-        <w:rPr>
-          <w:b w:val="0"/>
-          <w:sz w:val="20"/>
-        </w:rPr>
-        <w:t>Negative Marks: 0.25</w:t>
+        <w:t xml:space="preserve">Positive Marks: 1</w:t>
       </w:r>
     </w:p>
     <w:p>
-      <w:pPr>
-        <w:spacing w:after="20" w:before="120"/>
-      </w:pPr>
       <w:r>
-        <w:rPr>
-          <w:b/>
-          <w:sz w:val="22"/>
-        </w:rPr>
-        <w:t>Question: What is the name of the outer lip like structure that protects the entrance to the female reproductive system?</w:t>
+        <w:t xml:space="preserve">Negative Marks: 0.25</w:t>
       </w:r>
     </w:p>
     <w:p>
-      <w:pPr>
-        <w:spacing w:after="0" w:before="0"/>
-      </w:pPr>
       <w:r>
-        <w:rPr>
-          <w:b w:val="0"/>
-          <w:sz w:val="22"/>
-        </w:rPr>
-        <w:t>(a) Hymen</w:t>
+        <w:t xml:space="preserve"/>
       </w:r>
     </w:p>
     <w:p>
-      <w:pPr>
-        <w:spacing w:after="0" w:before="0"/>
-      </w:pPr>
       <w:r>
-        <w:rPr>
-          <w:b w:val="0"/>
-          <w:sz w:val="22"/>
-        </w:rPr>
-        <w:t>(b) Labia</w:t>
+        <w:t xml:space="preserve">Question: Which laboratory value is most indicative of acute kidney injury (AKI)?</w:t>
       </w:r>
     </w:p>
     <w:p>
-      <w:pPr>
-        <w:spacing w:after="0" w:before="0"/>
-      </w:pPr>
       <w:r>
-        <w:rPr>
-          <w:b w:val="0"/>
-          <w:sz w:val="22"/>
-        </w:rPr>
-        <w:t>(c) Cervix</w:t>
+        <w:t xml:space="preserve">(a) Serum creatinine 3.8 mg/dL</w:t>
       </w:r>
     </w:p>
     <w:p>
-      <w:pPr>
-        <w:spacing w:after="0" w:before="0"/>
-      </w:pPr>
       <w:r>
-        <w:rPr>
-          <w:b w:val="0"/>
-          <w:sz w:val="22"/>
-        </w:rPr>
-        <w:t>(d) None of the above</w:t>
+        <w:t xml:space="preserve">(b) Hemoglobin 12 g/dL</w:t>
       </w:r>
     </w:p>
     <w:p>
-      <w:pPr>
-        <w:spacing w:after="0" w:before="40"/>
-      </w:pPr>
       <w:r>
-        <w:rPr>
-          <w:b/>
-          <w:sz w:val="22"/>
-        </w:rPr>
-        <w:t>Answer: b</w:t>
+        <w:t xml:space="preserve">(c) Serum sodium 140 mEq/L</w:t>
       </w:r>
     </w:p>
     <w:p>
-      <w:pPr>
-        <w:spacing w:after="0" w:before="0"/>
-      </w:pPr>
       <w:r>
-        <w:rPr>
-          <w:b w:val="0"/>
-          <w:sz w:val="21"/>
-        </w:rPr>
-        <w:t>Solution: The labia (labia majora and minora) are the outer lip-like folds protecting the entrance of the female reproductive tract.</w:t>
+        <w:t xml:space="preserve">(d) Platelet count 250,000/mm3</w:t>
       </w:r>
     </w:p>
     <w:p>
-      <w:pPr>
-        <w:spacing w:after="0" w:before="0"/>
-      </w:pPr>
       <w:r>
-        <w:rPr>
-          <w:b w:val="0"/>
-          <w:sz w:val="20"/>
-        </w:rPr>
-        <w:t>Positive Marks: 1</w:t>
+        <w:t xml:space="preserve">Answer: a</w:t>
       </w:r>
     </w:p>
     <w:p>
-      <w:pPr>
-        <w:spacing w:after="160" w:before="0"/>
-      </w:pPr>
       <w:r>
-        <w:rPr>
-          <w:b w:val="0"/>
-          <w:sz w:val="20"/>
-        </w:rPr>
-        <w:t>Negative Marks: 0.25</w:t>
+        <w:t xml:space="preserve">Solution: A rising serum creatinine is the hallmark of AKI, reflecting impaired glomerular filtration. Hemoglobin, sodium, and platelets are not specific indicators of kidney injury.</w:t>
       </w:r>
     </w:p>
     <w:p>
-      <w:pPr>
-        <w:spacing w:after="20" w:before="120"/>
-      </w:pPr>
       <w:r>
-        <w:rPr>
-          <w:b/>
-          <w:sz w:val="22"/>
-        </w:rPr>
-        <w:t>Question: OCD Eradication is described as?</w:t>
+        <w:t xml:space="preserve">Positive Marks: 1</w:t>
       </w:r>
     </w:p>
     <w:p>
-      <w:pPr>
-        <w:spacing w:after="0" w:before="0"/>
-      </w:pPr>
       <w:r>
-        <w:rPr>
-          <w:b w:val="0"/>
-          <w:sz w:val="22"/>
-        </w:rPr>
-        <w:t>(a) Adisease has controlled in a specific geographical are</w:t>
+        <w:t xml:space="preserve">Negative Marks: 0.25</w:t>
       </w:r>
     </w:p>
     <w:p>
-      <w:pPr>
-        <w:spacing w:after="0" w:before="0"/>
-      </w:pPr>
       <w:r>
-        <w:rPr>
-          <w:b w:val="0"/>
-          <w:sz w:val="22"/>
-        </w:rPr>
-        <w:t>(b) A disease which is not controlling in a specific communityare</w:t>
+        <w:t xml:space="preserve"/>
       </w:r>
     </w:p>
     <w:p>
-      <w:pPr>
-        <w:spacing w:after="0" w:before="0"/>
-      </w:pPr>
       <w:r>
-        <w:rPr>
-          <w:b w:val="0"/>
-          <w:sz w:val="22"/>
-        </w:rPr>
-        <w:t>(c) A disease has been reduced to zero in a specific regionor geographical are</w:t>
+        <w:t xml:space="preserve">Question: A client with type 1 diabetes is experiencing tremors, diaphoresis, and confusion. The nurse should first:</w:t>
       </w:r>
     </w:p>
     <w:p>
-      <w:pPr>
-        <w:spacing w:after="0" w:before="0"/>
-      </w:pPr>
       <w:r>
-        <w:rPr>
-          <w:b w:val="0"/>
-          <w:sz w:val="22"/>
-        </w:rPr>
-        <w:t>(d) A disease is completely reduced to zero worldwide.</w:t>
+        <w:t xml:space="preserve">(a) Administer 15 g of fast-acting carbohydrate</w:t>
       </w:r>
     </w:p>
     <w:p>
-      <w:pPr>
-        <w:spacing w:after="0" w:before="40"/>
-      </w:pPr>
       <w:r>
-        <w:rPr>
-          <w:b/>
-          <w:sz w:val="22"/>
-        </w:rPr>
-        <w:t>Answer: d</w:t>
+        <w:t xml:space="preserve">(b) Give the client his regular insulin dose</w:t>
       </w:r>
     </w:p>
     <w:p>
-      <w:pPr>
-        <w:spacing w:after="0" w:before="0"/>
-      </w:pPr>
       <w:r>
-        <w:rPr>
-          <w:b w:val="0"/>
-          <w:sz w:val="21"/>
-        </w:rPr>
-        <w:t>Solution: Eradication (option A) is described as a disease being completely reduced to zero worldwide. Eradication refers to the permanent elimination of a specific disease or pathogen from all populations globally. Achieving eradication requires comprehensive strategies, including effective prevention, treatment, and vaccination programs, along with surveillance and control measures. Examples of diseases that have been successfully eradicated include smallpox, which was officially declared eradicated in 1980, and rinderpest, a viral disease in animals eradicated in 2011. Eradication efforts involve collaboration between international organizations, governments, healthcare systems, and communities to ensure the complete elimination of the disease.</w:t>
+        <w:t xml:space="preserve">(c) Check the client's blood glucose level</w:t>
       </w:r>
     </w:p>
     <w:p>
-      <w:pPr>
-        <w:spacing w:after="0" w:before="0"/>
-      </w:pPr>
       <w:r>
-        <w:rPr>
-          <w:b w:val="0"/>
-          <w:sz w:val="20"/>
-        </w:rPr>
-        <w:t>Positive Marks: 1</w:t>
+        <w:t xml:space="preserve">(d) Call the physician</w:t>
       </w:r>
     </w:p>
     <w:p>
-      <w:pPr>
-        <w:spacing w:after="160" w:before="0"/>
-      </w:pPr>
       <w:r>
-        <w:rPr>
-          <w:b w:val="0"/>
-          <w:sz w:val="20"/>
-        </w:rPr>
-        <w:t>Negative Marks: 0.25</w:t>
+        <w:t xml:space="preserve">Answer: a</w:t>
       </w:r>
     </w:p>
     <w:p>
-      <w:pPr>
-        <w:spacing w:after="20" w:before="120"/>
-      </w:pPr>
       <w:r>
-        <w:rPr>
-          <w:b/>
-          <w:sz w:val="22"/>
-        </w:rPr>
-        <w:t>Question: Covid face shield is sterilized by?</w:t>
+        <w:t xml:space="preserve">Solution: The client is showing signs of hypoglycemia. If conscious, the nurse immediately gives 15 g of fast-acting carbohydrate (e.g., juice, glucose tablets). Checking glucose is important, but treating the hypoglycemia is the priority when symptoms are present.</w:t>
       </w:r>
     </w:p>
     <w:p>
-      <w:pPr>
-        <w:spacing w:after="0" w:before="0"/>
-      </w:pPr>
       <w:r>
-        <w:rPr>
-          <w:b w:val="0"/>
-          <w:sz w:val="22"/>
-        </w:rPr>
-        <w:t>(a) Sodium Hypochlorite</w:t>
+        <w:t xml:space="preserve">Positive Marks: 1</w:t>
       </w:r>
     </w:p>
     <w:p>
-      <w:pPr>
-        <w:spacing w:after="0" w:before="0"/>
-      </w:pPr>
       <w:r>
-        <w:rPr>
-          <w:b w:val="0"/>
-          <w:sz w:val="22"/>
-        </w:rPr>
-        <w:t>(b) H202</w:t>
+        <w:t xml:space="preserve">Negative Marks: 0.25</w:t>
       </w:r>
     </w:p>
     <w:p>
-      <w:pPr>
-        <w:spacing w:after="0" w:before="0"/>
-      </w:pPr>
       <w:r>
-        <w:rPr>
-          <w:b w:val="0"/>
-          <w:sz w:val="22"/>
-        </w:rPr>
-        <w:t>(c) Cidex</w:t>
+        <w:t xml:space="preserve"/>
       </w:r>
     </w:p>
     <w:p>
-      <w:pPr>
-        <w:spacing w:after="0" w:before="0"/>
-      </w:pPr>
       <w:r>
-        <w:rPr>
-          <w:b w:val="0"/>
-          <w:sz w:val="22"/>
-        </w:rPr>
-        <w:t>(d) Formalin</w:t>
+        <w:t xml:space="preserve">Question: The nurse is caring for a client in the oliguric phase of acute kidney injury. Which finding requires immediate attention?</w:t>
       </w:r>
     </w:p>
     <w:p>
-      <w:pPr>
-        <w:spacing w:after="0" w:before="40"/>
-      </w:pPr>
       <w:r>
-        <w:rPr>
-          <w:b/>
-          <w:sz w:val="22"/>
-        </w:rPr>
-        <w:t>Answer: a</w:t>
+        <w:t xml:space="preserve">(a) Serum potassium of 6.5 mEq/L</w:t>
       </w:r>
     </w:p>
     <w:p>
-      <w:pPr>
-        <w:spacing w:after="0" w:before="0"/>
-      </w:pPr>
       <w:r>
-        <w:rPr>
-          <w:b w:val="0"/>
-          <w:sz w:val="21"/>
-        </w:rPr>
-        <w:t>Solution: Face shields used to protect against COVID-19 can be sterilized using sodium hypochlorite. Sodium hypochlorite is a commonly used disinfectant that is effective against a wide range of pathogens, including the virus that causes COVID-19. his may include wearing gloves and protective clothing, diluting the sodium hypochlorite to the appropriate concentration, and allowing enough contact time for the disinfectant to be effective</w:t>
+        <w:t xml:space="preserve">(b) Urine output of 300 mL in 24 hours</w:t>
       </w:r>
     </w:p>
     <w:p>
-      <w:pPr>
-        <w:spacing w:after="0" w:before="0"/>
-      </w:pPr>
       <w:r>
-        <w:rPr>
-          <w:b w:val="0"/>
-          <w:sz w:val="20"/>
-        </w:rPr>
-        <w:t>Positive Marks: 1</w:t>
+        <w:t xml:space="preserve">(c) Serum sodium of 138 mEq/L</w:t>
       </w:r>
     </w:p>
     <w:p>
-      <w:pPr>
-        <w:spacing w:after="160" w:before="0"/>
-      </w:pPr>
       <w:r>
-        <w:rPr>
-          <w:b w:val="0"/>
-          <w:sz w:val="20"/>
-        </w:rPr>
-        <w:t>Negative Marks: 0.25</w:t>
+        <w:t xml:space="preserve">(d) Slight ankle edema</w:t>
       </w:r>
     </w:p>
     <w:p>
-      <w:pPr>
-        <w:spacing w:after="20" w:before="120"/>
-      </w:pPr>
       <w:r>
-        <w:rPr>
-          <w:b/>
-          <w:sz w:val="22"/>
-        </w:rPr>
-        <w:t>Question: A breastfeeding mother reports cracked, painful nipples. Which instruction is most appropriate?</w:t>
+        <w:t xml:space="preserve">Answer: a</w:t>
       </w:r>
     </w:p>
     <w:p>
-      <w:pPr>
-        <w:spacing w:after="0" w:before="0"/>
-      </w:pPr>
       <w:r>
-        <w:rPr>
-          <w:b w:val="0"/>
-          <w:sz w:val="22"/>
-        </w:rPr>
-        <w:t>(a) Correct the latch and apply purified lanolin after feeds</w:t>
+        <w:t xml:space="preserve">Solution: Hyperkalemia is life-threatening in AKI because it can cause cardiac arrhythmias and cardiac arrest. A potassium of 6.5 mEq/L requires immediate treatment; the other findings are expected in the oliguric phase.</w:t>
       </w:r>
     </w:p>
     <w:p>
-      <w:pPr>
-        <w:spacing w:after="0" w:before="0"/>
-      </w:pPr>
       <w:r>
-        <w:rPr>
-          <w:b w:val="0"/>
-          <w:sz w:val="22"/>
-        </w:rPr>
-        <w:t>(b) Stop breastfeeding for 2 days to allow healing</w:t>
+        <w:t xml:space="preserve">Positive Marks: 1</w:t>
       </w:r>
     </w:p>
     <w:p>
-      <w:pPr>
-        <w:spacing w:after="0" w:before="0"/>
-      </w:pPr>
       <w:r>
-        <w:rPr>
-          <w:b w:val="0"/>
-          <w:sz w:val="22"/>
-        </w:rPr>
-        <w:t>(c) Wash the nipples with soap before each feed</w:t>
+        <w:t xml:space="preserve">Negative Marks: 0.25</w:t>
       </w:r>
     </w:p>
     <w:p>
-      <w:pPr>
-        <w:spacing w:after="0" w:before="0"/>
-      </w:pPr>
       <w:r>
-        <w:rPr>
-          <w:b w:val="0"/>
-          <w:sz w:val="22"/>
-        </w:rPr>
-        <w:t>(d) Switch to formula until the nipples heal</w:t>
+        <w:t xml:space="preserve"/>
       </w:r>
     </w:p>
     <w:p>
-      <w:pPr>
-        <w:spacing w:after="0" w:before="40"/>
-      </w:pPr>
       <w:r>
-        <w:rPr>
-          <w:b/>
-          <w:sz w:val="22"/>
-        </w:rPr>
-        <w:t>Answer: a</w:t>
+        <w:t xml:space="preserve">Question: A client with cirrhosis is exhibiting slurred speech, confusion, and asterixis. The nurse suspects:</w:t>
       </w:r>
     </w:p>
     <w:p>
-      <w:pPr>
-        <w:spacing w:after="0" w:before="0"/>
-      </w:pPr>
       <w:r>
-        <w:rPr>
-          <w:b w:val="0"/>
-          <w:sz w:val="21"/>
-        </w:rPr>
-        <w:t>Solution: Cracked nipples are usually caused by a poor latch; correcting positioning, air-drying and applying lanolin promote healing while breastfeeding continues.</w:t>
+        <w:t xml:space="preserve">(a) Hepatic encephalopathy</w:t>
       </w:r>
     </w:p>
     <w:p>
-      <w:pPr>
-        <w:spacing w:after="0" w:before="0"/>
-      </w:pPr>
       <w:r>
-        <w:rPr>
-          <w:b w:val="0"/>
-          <w:sz w:val="20"/>
-        </w:rPr>
-        <w:t>Positive Marks: 1</w:t>
+        <w:t xml:space="preserve">(b) Esophageal varices</w:t>
       </w:r>
     </w:p>
     <w:p>
-      <w:pPr>
-        <w:spacing w:after="160" w:before="0"/>
-      </w:pPr>
       <w:r>
-        <w:rPr>
-          <w:b w:val="0"/>
-          <w:sz w:val="20"/>
-        </w:rPr>
-        <w:t>Negative Marks: 0.25</w:t>
+        <w:t xml:space="preserve">(c) Spontaneous bacterial peritonitis</w:t>
       </w:r>
     </w:p>
     <w:p>
-      <w:pPr>
-        <w:spacing w:after="20" w:before="120"/>
-      </w:pPr>
       <w:r>
-        <w:rPr>
-          <w:b/>
-          <w:sz w:val="22"/>
-        </w:rPr>
-        <w:t>Question: A pregnant lady presents with umbilical cord prolapse. What is the immediate priority nursing intervention?</w:t>
+        <w:t xml:space="preserve">(d) Hepatorenal syndrome</w:t>
       </w:r>
     </w:p>
     <w:p>
-      <w:pPr>
-        <w:spacing w:after="0" w:before="0"/>
-      </w:pPr>
       <w:r>
-        <w:rPr>
-          <w:b w:val="0"/>
-          <w:sz w:val="22"/>
-        </w:rPr>
-        <w:t>(a) Inform healthcare provider and wait</w:t>
+        <w:t xml:space="preserve">Answer: a</w:t>
       </w:r>
     </w:p>
     <w:p>
-      <w:pPr>
-        <w:spacing w:after="0" w:before="0"/>
-      </w:pPr>
       <w:r>
-        <w:rPr>
-          <w:b w:val="0"/>
-          <w:sz w:val="22"/>
-        </w:rPr>
-        <w:t>(b) Place the patient in Trendelenburg or Knee-Chest position</w:t>
+        <w:t xml:space="preserve">Solution: Hepatic encephalopathy results from the accumulation of ammonia and other toxins in the blood due to liver failure, causing confusion, slurred speech, and asterixis (flapping tremor). The other complications do not primarily cause these neurologic signs.</w:t>
       </w:r>
     </w:p>
     <w:p>
-      <w:pPr>
-        <w:spacing w:after="0" w:before="0"/>
-      </w:pPr>
       <w:r>
-        <w:rPr>
-          <w:b w:val="0"/>
-          <w:sz w:val="22"/>
-        </w:rPr>
-        <w:t>(c) Give reverse Trendelenburg position</w:t>
+        <w:t xml:space="preserve">Positive Marks: 1</w:t>
       </w:r>
     </w:p>
     <w:p>
-      <w:pPr>
-        <w:spacing w:after="0" w:before="0"/>
-      </w:pPr>
       <w:r>
-        <w:rPr>
-          <w:b w:val="0"/>
-          <w:sz w:val="22"/>
-        </w:rPr>
-        <w:t>(d) Gently push the cord back into the uterus</w:t>
+        <w:t xml:space="preserve">Negative Marks: 0.25</w:t>
       </w:r>
     </w:p>
     <w:p>
-      <w:pPr>
-        <w:spacing w:after="0" w:before="40"/>
-      </w:pPr>
       <w:r>
-        <w:rPr>
-          <w:b/>
-          <w:sz w:val="22"/>
-        </w:rPr>
-        <w:t>Answer: b</w:t>
+        <w:t xml:space="preserve"/>
       </w:r>
     </w:p>
     <w:p>
-      <w:pPr>
-        <w:spacing w:after="0" w:before="0"/>
-      </w:pPr>
       <w:r>
-        <w:rPr>
-          <w:b w:val="0"/>
-          <w:sz w:val="21"/>
-        </w:rPr>
-        <w:t>Solution: Positioning the mother in Trendelenburg or Knee-Chest position uses gravity to relieve fetal presenting part pressure on the prolapsed umbilical cord, preventing fetal hypoxia.</w:t>
+        <w:t xml:space="preserve">Question: The nurse is caring for a client who has just returned from a thyroidectomy. Which equipment should be kept at the bedside?</w:t>
       </w:r>
     </w:p>
     <w:p>
-      <w:pPr>
-        <w:spacing w:after="0" w:before="0"/>
-      </w:pPr>
       <w:r>
-        <w:rPr>
-          <w:b w:val="0"/>
-          <w:sz w:val="20"/>
-        </w:rPr>
-        <w:t>Positive Marks: 1</w:t>
+        <w:t xml:space="preserve">(a) Tracheostomy tray and suction</w:t>
       </w:r>
     </w:p>
     <w:p>
-      <w:pPr>
-        <w:spacing w:after="160" w:before="0"/>
-      </w:pPr>
       <w:r>
-        <w:rPr>
-          <w:b w:val="0"/>
-          <w:sz w:val="20"/>
-        </w:rPr>
-        <w:t>Negative Marks: 0.25</w:t>
+        <w:t xml:space="preserve">(b) Cardiac monitor</w:t>
       </w:r>
     </w:p>
     <w:p>
-      <w:pPr>
-        <w:spacing w:after="20" w:before="120"/>
-      </w:pPr>
       <w:r>
-        <w:rPr>
-          <w:b/>
-          <w:sz w:val="22"/>
-        </w:rPr>
-        <w:t>Question: A nurse caring for a HIV positive patient got an accidental needle stick injury. Which of the following Is an appropriate immediate action following needle stick injury?</w:t>
+        <w:t xml:space="preserve">(c) Oxygen saturation monitor</w:t>
       </w:r>
     </w:p>
     <w:p>
-      <w:pPr>
-        <w:spacing w:after="0" w:before="0"/>
-      </w:pPr>
       <w:r>
-        <w:rPr>
-          <w:b w:val="0"/>
-          <w:sz w:val="22"/>
-        </w:rPr>
-        <w:t>(a) Put the pricked finger in mouth</w:t>
+        <w:t xml:space="preserve">(d) Nebulizer</w:t>
       </w:r>
     </w:p>
     <w:p>
-      <w:pPr>
-        <w:spacing w:after="0" w:before="0"/>
-      </w:pPr>
       <w:r>
-        <w:rPr>
-          <w:b w:val="0"/>
-          <w:sz w:val="22"/>
-        </w:rPr>
-        <w:t>(b) Use bleach or alcohol to clean the wound</w:t>
+        <w:t xml:space="preserve">Answer: a</w:t>
       </w:r>
     </w:p>
     <w:p>
-      <w:pPr>
-        <w:spacing w:after="0" w:before="0"/>
-      </w:pPr>
       <w:r>
-        <w:rPr>
-          <w:b w:val="0"/>
-          <w:sz w:val="22"/>
-        </w:rPr>
-        <w:t>(c) Wash the wound and surrounding skin with soap and rinse</w:t>
+        <w:t xml:space="preserve">Solution: After thyroidectomy, the client is at risk for airway obstruction from laryngeal edema, hemorrhage, or laryngeal nerve damage. A tracheostomy tray and suction equipment must be readily available at the bedside.</w:t>
       </w:r>
     </w:p>
     <w:p>
-      <w:pPr>
-        <w:spacing w:after="0" w:before="0"/>
-      </w:pPr>
       <w:r>
-        <w:rPr>
-          <w:b w:val="0"/>
-          <w:sz w:val="22"/>
-        </w:rPr>
-        <w:t>(d) Squeeze the wound to bleed it</w:t>
+        <w:t xml:space="preserve">Positive Marks: 1</w:t>
       </w:r>
     </w:p>
     <w:p>
-      <w:pPr>
-        <w:spacing w:after="0" w:before="40"/>
-      </w:pPr>
       <w:r>
-        <w:rPr>
-          <w:b/>
-          <w:sz w:val="22"/>
-        </w:rPr>
-        <w:t>Answer: c</w:t>
+        <w:t xml:space="preserve">Negative Marks: 0.25</w:t>
       </w:r>
     </w:p>
     <w:p>
-      <w:pPr>
-        <w:spacing w:after="0" w:before="0"/>
-      </w:pPr>
       <w:r>
-        <w:rPr>
-          <w:b w:val="0"/>
-          <w:sz w:val="21"/>
-        </w:rPr>
-        <w:t>Solution: If is experienced the site should be washed with soap and water immediately, report the incident to supervisor, assess the exposure (type of fluid, type of needle, amount of blood on the needle, etc.), evaluate the status of patient and immediately seek the treatment according to protocol.</w:t>
+        <w:t xml:space="preserve"/>
       </w:r>
     </w:p>
     <w:p>
-      <w:pPr>
-        <w:spacing w:after="0" w:before="0"/>
-      </w:pPr>
       <w:r>
-        <w:rPr>
-          <w:b w:val="0"/>
-          <w:sz w:val="20"/>
-        </w:rPr>
-        <w:t>Positive Marks: 1</w:t>
+        <w:t xml:space="preserve">Question: A client with hypertension is prescribed lisinopril. The nurse should teach the client to report which side effect?</w:t>
       </w:r>
     </w:p>
     <w:p>
-      <w:pPr>
-        <w:spacing w:after="160" w:before="0"/>
-      </w:pPr>
       <w:r>
-        <w:rPr>
-          <w:b w:val="0"/>
-          <w:sz w:val="20"/>
-        </w:rPr>
-        <w:t>Negative Marks: 0.25</w:t>
+        <w:t xml:space="preserve">(a) Persistent dry cough</w:t>
       </w:r>
     </w:p>
     <w:p>
-      <w:pPr>
-        <w:spacing w:after="20" w:before="120"/>
-      </w:pPr>
       <w:r>
-        <w:rPr>
-          <w:b/>
-          <w:sz w:val="22"/>
-        </w:rPr>
-        <w:t>Question: The 'therapeutic use of self' in psychiatric nursing was emphasised by:</w:t>
+        <w:t xml:space="preserve">(b) Increased appetite</w:t>
       </w:r>
     </w:p>
     <w:p>
-      <w:pPr>
-        <w:spacing w:after="0" w:before="0"/>
-      </w:pPr>
       <w:r>
-        <w:rPr>
-          <w:b w:val="0"/>
-          <w:sz w:val="22"/>
-        </w:rPr>
-        <w:t>(a) Dorothea Orem</w:t>
+        <w:t xml:space="preserve">(c) Ringing in the ears</w:t>
       </w:r>
     </w:p>
     <w:p>
-      <w:pPr>
-        <w:spacing w:after="0" w:before="0"/>
-      </w:pPr>
       <w:r>
-        <w:rPr>
-          <w:b w:val="0"/>
-          <w:sz w:val="22"/>
-        </w:rPr>
-        <w:t>(b) Betty Neuman</w:t>
+        <w:t xml:space="preserve">(d) Constipation</w:t>
       </w:r>
     </w:p>
     <w:p>
-      <w:pPr>
-        <w:spacing w:after="0" w:before="0"/>
-      </w:pPr>
       <w:r>
-        <w:rPr>
-          <w:b w:val="0"/>
-          <w:sz w:val="22"/>
-        </w:rPr>
-        <w:t>(c) Virginia Henderson</w:t>
+        <w:t xml:space="preserve">Answer: a</w:t>
       </w:r>
     </w:p>
     <w:p>
-      <w:pPr>
-        <w:spacing w:after="0" w:before="0"/>
-      </w:pPr>
       <w:r>
-        <w:rPr>
-          <w:b w:val="0"/>
-          <w:sz w:val="22"/>
-        </w:rPr>
-        <w:t>(d) Hildegard Peplau</w:t>
+        <w:t xml:space="preserve">Solution: ACE inhibitors such as lisinopril commonly cause a persistent dry, hacking cough due to bradykinin accumulation. It is often bothersome enough to require a change to an ARB.</w:t>
       </w:r>
     </w:p>
     <w:p>
-      <w:pPr>
-        <w:spacing w:after="0" w:before="40"/>
-      </w:pPr>
       <w:r>
-        <w:rPr>
-          <w:b/>
-          <w:sz w:val="22"/>
-        </w:rPr>
-        <w:t>Answer: d</w:t>
+        <w:t xml:space="preserve">Positive Marks: 1</w:t>
       </w:r>
     </w:p>
     <w:p>
-      <w:pPr>
-        <w:spacing w:after="0" w:before="0"/>
-      </w:pPr>
       <w:r>
-        <w:rPr>
-          <w:b w:val="0"/>
-          <w:sz w:val="21"/>
-        </w:rPr>
-        <w:t>Solution: Hildegard Peplau's interpersonal theory (1952) emphasised the nurse-patient relationship and therapeutic use of self.</w:t>
+        <w:t xml:space="preserve">Negative Marks: 0.25</w:t>
       </w:r>
     </w:p>
     <w:p>
-      <w:pPr>
-        <w:spacing w:after="0" w:before="0"/>
-      </w:pPr>
       <w:r>
-        <w:rPr>
-          <w:b w:val="0"/>
-          <w:sz w:val="20"/>
-        </w:rPr>
-        <w:t>Positive Marks: 1</w:t>
+        <w:t xml:space="preserve"/>
       </w:r>
     </w:p>
     <w:p>
-      <w:pPr>
-        <w:spacing w:after="160" w:before="0"/>
-      </w:pPr>
       <w:r>
-        <w:rPr>
-          <w:b w:val="0"/>
-          <w:sz w:val="20"/>
-        </w:rPr>
-        <w:t>Negative Marks: 0.25</w:t>
+        <w:t xml:space="preserve">Question: The nurse observes a client who is vomiting bright red blood. What is the priority nursing action?</w:t>
       </w:r>
     </w:p>
     <w:p>
-      <w:pPr>
-        <w:spacing w:after="20" w:before="120"/>
-      </w:pPr>
       <w:r>
-        <w:rPr>
-          <w:b/>
-          <w:sz w:val="22"/>
-        </w:rPr>
-        <w:t>Question: What is the dose of iron-folic acid (IFA) prescribed for pregnant women in the Anaemia Mukht Bharat campaign?</w:t>
+        <w:t xml:space="preserve">(a) Measure the amount of vomitus</w:t>
       </w:r>
     </w:p>
     <w:p>
-      <w:pPr>
-        <w:spacing w:after="0" w:before="0"/>
-      </w:pPr>
       <w:r>
-        <w:rPr>
-          <w:b w:val="0"/>
-          <w:sz w:val="22"/>
-        </w:rPr>
-        <w:t>(a) 100 mg 250 mg</w:t>
+        <w:t xml:space="preserve">(b) Maintain airway patency and protect from aspiration</w:t>
       </w:r>
     </w:p>
     <w:p>
-      <w:pPr>
-        <w:spacing w:after="0" w:before="0"/>
-      </w:pPr>
       <w:r>
-        <w:rPr>
-          <w:b w:val="0"/>
-          <w:sz w:val="22"/>
-        </w:rPr>
-        <w:t>(b) 20 mg 150 mg</w:t>
+        <w:t xml:space="preserve">(c) Insert a nasogastric tube</w:t>
       </w:r>
     </w:p>
     <w:p>
-      <w:pPr>
-        <w:spacing w:after="0" w:before="0"/>
-      </w:pPr>
       <w:r>
-        <w:rPr>
-          <w:b w:val="0"/>
-          <w:sz w:val="22"/>
-        </w:rPr>
-        <w:t>(c) 30 mg 200 mg</w:t>
+        <w:t xml:space="preserve">(d) Start an IV line</w:t>
       </w:r>
     </w:p>
     <w:p>
-      <w:pPr>
-        <w:spacing w:after="0" w:before="0"/>
-      </w:pPr>
       <w:r>
-        <w:rPr>
-          <w:b w:val="0"/>
-          <w:sz w:val="22"/>
-        </w:rPr>
-        <w:t>(d) 60 mg 500 mcg</w:t>
+        <w:t xml:space="preserve">Answer: b</w:t>
       </w:r>
     </w:p>
     <w:p>
-      <w:pPr>
-        <w:spacing w:after="0" w:before="40"/>
-      </w:pPr>
       <w:r>
-        <w:rPr>
-          <w:b/>
-          <w:sz w:val="22"/>
-        </w:rPr>
-        <w:t>Answer: d</w:t>
+        <w:t xml:space="preserve">Solution: The priority for a client vomiting bright red blood is airway management and preventing aspiration. The nurse positions the client on the side, suctions if needed, and then initiates other measures.</w:t>
       </w:r>
     </w:p>
     <w:p>
-      <w:pPr>
-        <w:spacing w:after="0" w:before="0"/>
-      </w:pPr>
       <w:r>
-        <w:rPr>
-          <w:b w:val="0"/>
-          <w:sz w:val="21"/>
-        </w:rPr>
-        <w:t>Solution: In the Anaemia Mukht Bharat campaign, the recommended dose of iron-folic acid (IFA) prescribed for pregnant women is 60 mg of elemental iron and 500 mcg of folic acid (option d). Anaemia is a common health issue during pregnancy, and IFA supplementation is an essential intervention to prevent and treat iron deficiency anaemia. The Anaemia Mukht Bharat campaign is a national program in India aimed at combating anaemia among pregnant women. The recommended IFA dose provided through this program ensures adequate iron and folic acid intake, promoting healthy pregnancies and reducing the prevalence of anaemia.</w:t>
+        <w:t xml:space="preserve">Positive Marks: 1</w:t>
       </w:r>
     </w:p>
     <w:p>
-      <w:pPr>
-        <w:spacing w:after="0" w:before="0"/>
-      </w:pPr>
       <w:r>
-        <w:rPr>
-          <w:b w:val="0"/>
-          <w:sz w:val="20"/>
-        </w:rPr>
-        <w:t>Positive Marks: 1</w:t>
+        <w:t xml:space="preserve">Negative Marks: 0.25</w:t>
       </w:r>
     </w:p>
     <w:p>
-      <w:pPr>
-        <w:spacing w:after="160" w:before="0"/>
-      </w:pPr>
       <w:r>
-        <w:rPr>
-          <w:b w:val="0"/>
-          <w:sz w:val="20"/>
-        </w:rPr>
-        <w:t>Negative Marks: 0.25</w:t>
+        <w:t xml:space="preserve"/>
       </w:r>
     </w:p>
     <w:p>
-      <w:pPr>
-        <w:spacing w:after="20" w:before="120"/>
-      </w:pPr>
       <w:r>
-        <w:rPr>
-          <w:b/>
-          <w:sz w:val="22"/>
-        </w:rPr>
-        <w:t>Question: Which Gram-negative diplococcus bacterium causes Neisseria Gonorrhoeae infection?</w:t>
+        <w:t xml:space="preserve">Question: A client with heart failure has crackles in the lung bases and pitting edema in both feet. Which medication is most likely to be prescribed?</w:t>
       </w:r>
     </w:p>
     <w:p>
-      <w:pPr>
-        <w:spacing w:after="0" w:before="0"/>
-      </w:pPr>
       <w:r>
-        <w:rPr>
-          <w:b w:val="0"/>
-          <w:sz w:val="22"/>
-        </w:rPr>
-        <w:t>(a) Stylus gonorrhoeae</w:t>
+        <w:t xml:space="preserve">(a) Furosemide</w:t>
       </w:r>
     </w:p>
     <w:p>
-      <w:pPr>
-        <w:spacing w:after="0" w:before="0"/>
-      </w:pPr>
       <w:r>
-        <w:rPr>
-          <w:b w:val="0"/>
-          <w:sz w:val="22"/>
-        </w:rPr>
-        <w:t>(b) Neisseria gonorrhoeae</w:t>
+        <w:t xml:space="preserve">(b) Ferrous sulfate</w:t>
       </w:r>
     </w:p>
     <w:p>
-      <w:pPr>
-        <w:spacing w:after="0" w:before="0"/>
-      </w:pPr>
       <w:r>
-        <w:rPr>
-          <w:b w:val="0"/>
-          <w:sz w:val="22"/>
-        </w:rPr>
-        <w:t>(c) Streptococcus pneumoniae</w:t>
+        <w:t xml:space="preserve">(c) Levothyroxine</w:t>
       </w:r>
     </w:p>
     <w:p>
-      <w:pPr>
-        <w:spacing w:after="0" w:before="0"/>
-      </w:pPr>
       <w:r>
-        <w:rPr>
-          <w:b w:val="0"/>
-          <w:sz w:val="22"/>
-        </w:rPr>
-        <w:t>(d) Treponema pallidum</w:t>
+        <w:t xml:space="preserve">(d) Omeprazole</w:t>
       </w:r>
     </w:p>
     <w:p>
-      <w:pPr>
-        <w:spacing w:after="0" w:before="40"/>
-      </w:pPr>
       <w:r>
-        <w:rPr>
-          <w:b/>
-          <w:sz w:val="22"/>
-        </w:rPr>
-        <w:t>Answer: b</w:t>
+        <w:t xml:space="preserve">Answer: a</w:t>
       </w:r>
     </w:p>
     <w:p>
-      <w:pPr>
-        <w:spacing w:after="0" w:before="0"/>
-      </w:pPr>
       <w:r>
-        <w:rPr>
-          <w:b w:val="0"/>
-          <w:sz w:val="21"/>
-        </w:rPr>
-        <w:t>Solution: Neisseria gonorrhoeae is a Gram-negative diplococcus responsible for sexually transmitted gonococcal urethritis and cervicitis.</w:t>
+        <w:t xml:space="preserve">Solution: Furosemide, a loop diuretic, reduces fluid overload by promoting excretion of sodium and water, relieving pulmonary congestion and peripheral edema in heart failure.</w:t>
       </w:r>
     </w:p>
     <w:p>
-      <w:pPr>
-        <w:spacing w:after="0" w:before="0"/>
-      </w:pPr>
       <w:r>
-        <w:rPr>
-          <w:b w:val="0"/>
-          <w:sz w:val="20"/>
-        </w:rPr>
-        <w:t>Positive Marks: 1</w:t>
+        <w:t xml:space="preserve">Positive Marks: 1</w:t>
       </w:r>
     </w:p>
     <w:p>
-      <w:pPr>
-        <w:spacing w:after="160" w:before="0"/>
-      </w:pPr>
       <w:r>
-        <w:rPr>
-          <w:b w:val="0"/>
-          <w:sz w:val="20"/>
-        </w:rPr>
-        <w:t>Negative Marks: 0.25</w:t>
+        <w:t xml:space="preserve">Negative Marks: 0.25</w:t>
       </w:r>
     </w:p>
     <w:p>
-      <w:pPr>
-        <w:spacing w:after="20" w:before="120"/>
-      </w:pPr>
       <w:r>
-        <w:rPr>
-          <w:b/>
-          <w:sz w:val="22"/>
-        </w:rPr>
-        <w:t>Question: A patient in the post-op area after having a right side mastectomy. What should be the priority care for this patient?</w:t>
+        <w:t xml:space="preserve">Question: A nurse is preparing to give a client an enema. In which position should the client be placed?</w:t>
       </w:r>
     </w:p>
     <w:p>
-      <w:pPr>
-        <w:spacing w:after="0" w:before="0"/>
-      </w:pPr>
       <w:r>
-        <w:rPr>
-          <w:b w:val="0"/>
-          <w:sz w:val="22"/>
-        </w:rPr>
-        <w:t>(a) Attach pulse oximetry on right side</w:t>
+        <w:t xml:space="preserve">(a) Left lateral (Sims') position</w:t>
       </w:r>
     </w:p>
     <w:p>
-      <w:pPr>
-        <w:spacing w:after="0" w:before="0"/>
-      </w:pPr>
       <w:r>
-        <w:rPr>
-          <w:b w:val="0"/>
-          <w:sz w:val="22"/>
-        </w:rPr>
-        <w:t>(b) Attach pulse oximetry on left side</w:t>
+        <w:t xml:space="preserve">(b) Supine position</w:t>
       </w:r>
     </w:p>
     <w:p>
-      <w:pPr>
-        <w:spacing w:after="0" w:before="0"/>
-      </w:pPr>
       <w:r>
-        <w:rPr>
-          <w:b w:val="0"/>
-          <w:sz w:val="22"/>
-        </w:rPr>
-        <w:t>(c) Take BP from left side</w:t>
+        <w:t xml:space="preserve">(c) Right lateral position</w:t>
       </w:r>
     </w:p>
     <w:p>
-      <w:pPr>
-        <w:spacing w:after="0" w:before="0"/>
-      </w:pPr>
       <w:r>
-        <w:rPr>
-          <w:b w:val="0"/>
-          <w:sz w:val="22"/>
-        </w:rPr>
-        <w:t>(d) Take BP from right side</w:t>
+        <w:t xml:space="preserve">(d) Prone position</w:t>
       </w:r>
     </w:p>
     <w:p>
-      <w:pPr>
-        <w:spacing w:after="0" w:before="40"/>
-      </w:pPr>
       <w:r>
-        <w:rPr>
-          <w:b/>
-          <w:sz w:val="22"/>
-        </w:rPr>
-        <w:t>Answer: c</w:t>
+        <w:t xml:space="preserve">Answer: a</w:t>
       </w:r>
     </w:p>
     <w:p>
-      <w:pPr>
-        <w:spacing w:after="0" w:before="0"/>
-      </w:pPr>
       <w:r>
-        <w:rPr>
-          <w:b w:val="0"/>
-          <w:sz w:val="21"/>
-        </w:rPr>
-        <w:t>Solution: After right-sided mastectomy, BP is taken from the left side (right arm is at risk of lymphoedema).</w:t>
+        <w:t xml:space="preserve">Solution: The left lateral (Sims') position allows the enema solution to flow downward along the natural curve of the sigmoid colon and rectum, promoting retention and effective evacuation.</w:t>
       </w:r>
     </w:p>
     <w:p>
-      <w:pPr>
-        <w:spacing w:after="0" w:before="0"/>
-      </w:pPr>
       <w:r>
-        <w:rPr>
-          <w:b w:val="0"/>
-          <w:sz w:val="20"/>
-        </w:rPr>
-        <w:t>Positive Marks: 1</w:t>
+        <w:t xml:space="preserve">Positive Marks: 1</w:t>
       </w:r>
     </w:p>
     <w:p>
-      <w:pPr>
-        <w:spacing w:after="160" w:before="0"/>
-      </w:pPr>
       <w:r>
-        <w:rPr>
-          <w:b w:val="0"/>
-          <w:sz w:val="20"/>
-        </w:rPr>
-        <w:t>Negative Marks: 0.25</w:t>
+        <w:t xml:space="preserve">Negative Marks: 0.25</w:t>
       </w:r>
     </w:p>
     <w:p>
-      <w:pPr>
-        <w:spacing w:after="20" w:before="120"/>
-      </w:pPr>
       <w:r>
-        <w:rPr>
-          <w:b/>
-          <w:sz w:val="22"/>
-        </w:rPr>
-        <w:t>Question: What is the immediate priority first aid management for chemical splash/foreign substance in the eye?</w:t>
+        <w:t xml:space="preserve"/>
       </w:r>
     </w:p>
     <w:p>
-      <w:pPr>
-        <w:spacing w:after="0" w:before="0"/>
-      </w:pPr>
       <w:r>
-        <w:rPr>
-          <w:b w:val="0"/>
-          <w:sz w:val="22"/>
-        </w:rPr>
-        <w:t>(a) Copious eye irrigation with clean water or Normal Saline for 15-20 mins</w:t>
+        <w:t xml:space="preserve">Question: A client with deep vein thrombosis is receiving a continuous heparin infusion. The nurse should monitor which laboratory value to evaluate the drug's effectiveness?</w:t>
       </w:r>
     </w:p>
     <w:p>
-      <w:pPr>
-        <w:spacing w:after="0" w:before="0"/>
-      </w:pPr>
       <w:r>
-        <w:rPr>
-          <w:b w:val="0"/>
-          <w:sz w:val="22"/>
-        </w:rPr>
-        <w:t>(b) Administer oral analgesics</w:t>
+        <w:t xml:space="preserve">(a) Prothrombin time (PT)</w:t>
       </w:r>
     </w:p>
     <w:p>
-      <w:pPr>
-        <w:spacing w:after="0" w:before="0"/>
-      </w:pPr>
       <w:r>
-        <w:rPr>
-          <w:b w:val="0"/>
-          <w:sz w:val="22"/>
-        </w:rPr>
-        <w:t>(c) Cover with tight pressure patch</w:t>
+        <w:t xml:space="preserve">(b) Activated partial thromboplastin time (aPTT)</w:t>
       </w:r>
     </w:p>
     <w:p>
-      <w:pPr>
-        <w:spacing w:after="0" w:before="0"/>
-      </w:pPr>
       <w:r>
-        <w:rPr>
-          <w:b w:val="0"/>
-          <w:sz w:val="22"/>
-        </w:rPr>
-        <w:t>(d) Attempt manual removal</w:t>
+        <w:t xml:space="preserve">(c) International normalized ratio (INR)</w:t>
       </w:r>
     </w:p>
     <w:p>
-      <w:pPr>
-        <w:spacing w:after="0" w:before="40"/>
-      </w:pPr>
       <w:r>
-        <w:rPr>
-          <w:b/>
-          <w:sz w:val="22"/>
-        </w:rPr>
-        <w:t>Answer: a</w:t>
+        <w:t xml:space="preserve">(d) Platelet count only</w:t>
       </w:r>
     </w:p>
     <w:p>
-      <w:pPr>
-        <w:spacing w:after="0" w:before="0"/>
-      </w:pPr>
       <w:r>
-        <w:rPr>
-          <w:b w:val="0"/>
-          <w:sz w:val="21"/>
-        </w:rPr>
-        <w:t>Solution: Immediate, continuous flushing with clean water or sterile normal saline for at least 15–20 minutes is essential to dilute and remove chemical irritants.</w:t>
+        <w:t xml:space="preserve">Answer: b</w:t>
       </w:r>
     </w:p>
     <w:p>
-      <w:pPr>
-        <w:spacing w:after="0" w:before="0"/>
-      </w:pPr>
       <w:r>
-        <w:rPr>
-          <w:b w:val="0"/>
-          <w:sz w:val="20"/>
-        </w:rPr>
-        <w:t>Positive Marks: 1</w:t>
+        <w:t xml:space="preserve">Solution: Heparin's anticoagulant effect is monitored by aPTT (target 1.5–2.5 times the control). PT/INR monitors warfarin, and platelet counts are checked for heparin-induced thrombocytopenia.</w:t>
       </w:r>
     </w:p>
     <w:p>
-      <w:pPr>
-        <w:spacing w:after="160" w:before="0"/>
-      </w:pPr>
       <w:r>
-        <w:rPr>
-          <w:b w:val="0"/>
-          <w:sz w:val="20"/>
-        </w:rPr>
-        <w:t>Negative Marks: 0.25</w:t>
+        <w:t xml:space="preserve">Positive Marks: 1</w:t>
       </w:r>
     </w:p>
     <w:p>
-      <w:pPr>
-        <w:spacing w:after="20" w:before="120"/>
-      </w:pPr>
       <w:r>
-        <w:rPr>
-          <w:b/>
-          <w:sz w:val="22"/>
-        </w:rPr>
-        <w:t>Question: The earliest sign of hypovolaemic shock is:</w:t>
+        <w:t xml:space="preserve">Negative Marks: 0.25</w:t>
       </w:r>
     </w:p>
     <w:p>
-      <w:pPr>
-        <w:spacing w:after="0" w:before="0"/>
-      </w:pPr>
       <w:r>
-        <w:rPr>
-          <w:b w:val="0"/>
-          <w:sz w:val="22"/>
-        </w:rPr>
-        <w:t>(a) Oliguria</w:t>
+        <w:t xml:space="preserve"/>
       </w:r>
     </w:p>
     <w:p>
-      <w:pPr>
-        <w:spacing w:after="0" w:before="0"/>
-      </w:pPr>
       <w:r>
-        <w:rPr>
-          <w:b w:val="0"/>
-          <w:sz w:val="22"/>
-        </w:rPr>
-        <w:t>(b) Cyanosis</w:t>
+        <w:t xml:space="preserve">Question: The nurse is caring for a client with a nasogastric tube connected to low intermittent suction. Which finding indicates correct tube placement?</w:t>
       </w:r>
     </w:p>
     <w:p>
-      <w:pPr>
-        <w:spacing w:after="0" w:before="0"/>
-      </w:pPr>
       <w:r>
-        <w:rPr>
-          <w:b w:val="0"/>
-          <w:sz w:val="22"/>
-        </w:rPr>
-        <w:t>(c) Tachycardia</w:t>
+        <w:t xml:space="preserve">(a) The client gags when the tube is advanced</w:t>
       </w:r>
     </w:p>
     <w:p>
-      <w:pPr>
-        <w:spacing w:after="0" w:before="0"/>
-      </w:pPr>
       <w:r>
-        <w:rPr>
-          <w:b w:val="0"/>
-          <w:sz w:val="22"/>
-        </w:rPr>
-        <w:t>(d) Falling blood pressure</w:t>
+        <w:t xml:space="preserve">(b) Aspiration of gastric contents with a pH of 3</w:t>
       </w:r>
     </w:p>
     <w:p>
-      <w:pPr>
-        <w:spacing w:after="0" w:before="40"/>
-      </w:pPr>
       <w:r>
-        <w:rPr>
-          <w:b/>
-          <w:sz w:val="22"/>
-        </w:rPr>
-        <w:t>Answer: c</w:t>
+        <w:t xml:space="preserve">(c) The client is able to swallow normally</w:t>
       </w:r>
     </w:p>
     <w:p>
-      <w:pPr>
-        <w:spacing w:after="0" w:before="0"/>
-      </w:pPr>
       <w:r>
-        <w:rPr>
-          <w:b w:val="0"/>
-          <w:sz w:val="21"/>
-        </w:rPr>
-        <w:t>Solution: Tachycardia is an early compensatory sign of hypovolaemia; hypotension appears later.</w:t>
+        <w:t xml:space="preserve">(d) The tube is taped to the client's gown</w:t>
       </w:r>
     </w:p>
     <w:p>
-      <w:pPr>
-        <w:spacing w:after="0" w:before="0"/>
-      </w:pPr>
       <w:r>
-        <w:rPr>
-          <w:b w:val="0"/>
-          <w:sz w:val="20"/>
-        </w:rPr>
-        <w:t>Positive Marks: 1</w:t>
+        <w:t xml:space="preserve">Answer: b</w:t>
       </w:r>
     </w:p>
     <w:p>
-      <w:pPr>
-        <w:spacing w:after="160" w:before="0"/>
-      </w:pPr>
       <w:r>
-        <w:rPr>
-          <w:b w:val="0"/>
-          <w:sz w:val="20"/>
-        </w:rPr>
-        <w:t>Negative Marks: 0.25</w:t>
+        <w:t xml:space="preserve">Solution: Aspiration of gastric contents with an acidic pH (typically below 5) confirms gastric placement. Gagging occurs during insertion, and swallowing ability does not confirm placement.</w:t>
       </w:r>
     </w:p>
     <w:p>
-      <w:pPr>
-        <w:spacing w:after="20" w:before="120"/>
-      </w:pPr>
       <w:r>
-        <w:rPr>
-          <w:b/>
-          <w:sz w:val="22"/>
-        </w:rPr>
-        <w:t>Question: A patient taking antipsychotic medications exhibits motor restlessness, pacing, and inability to sit still. This extrapyramidal side effect is</w:t>
+        <w:t xml:space="preserve">Positive Marks: 1</w:t>
       </w:r>
     </w:p>
     <w:p>
-      <w:pPr>
-        <w:spacing w:after="0" w:before="0"/>
-      </w:pPr>
       <w:r>
-        <w:rPr>
-          <w:b w:val="0"/>
-          <w:sz w:val="22"/>
-        </w:rPr>
-        <w:t>(a) Tardive dyskinesia</w:t>
+        <w:t xml:space="preserve">Negative Marks: 0.25</w:t>
       </w:r>
     </w:p>
     <w:p>
-      <w:pPr>
-        <w:spacing w:after="0" w:before="0"/>
-      </w:pPr>
       <w:r>
-        <w:rPr>
-          <w:b w:val="0"/>
-          <w:sz w:val="22"/>
-        </w:rPr>
-        <w:t>(b) Neuroleptic malignant syndrome</w:t>
+        <w:t xml:space="preserve"/>
       </w:r>
     </w:p>
     <w:p>
-      <w:pPr>
-        <w:spacing w:after="0" w:before="0"/>
-      </w:pPr>
       <w:r>
-        <w:rPr>
-          <w:b w:val="0"/>
-          <w:sz w:val="22"/>
-        </w:rPr>
-        <w:t>(c) Dystonia</w:t>
+        <w:t xml:space="preserve">Question: A client who has been NPO for surgery is now in the post-anesthesia care unit and is awake with stable vital signs. The nurse may offer:</w:t>
       </w:r>
     </w:p>
     <w:p>
-      <w:pPr>
-        <w:spacing w:after="0" w:before="0"/>
-      </w:pPr>
       <w:r>
-        <w:rPr>
-          <w:b w:val="0"/>
-          <w:sz w:val="22"/>
-        </w:rPr>
-        <w:t>(d) Akathisia</w:t>
+        <w:t xml:space="preserve">(a) A full meal</w:t>
       </w:r>
     </w:p>
     <w:p>
-      <w:pPr>
-        <w:spacing w:after="0" w:before="40"/>
-      </w:pPr>
       <w:r>
-        <w:rPr>
-          <w:b/>
-          <w:sz w:val="22"/>
-        </w:rPr>
-        <w:t>Answer: d</w:t>
+        <w:t xml:space="preserve">(b) Clear liquids if ordered and the gag reflex is intact</w:t>
       </w:r>
     </w:p>
     <w:p>
-      <w:pPr>
-        <w:spacing w:after="0" w:before="0"/>
-      </w:pPr>
       <w:r>
-        <w:rPr>
-          <w:b w:val="0"/>
-          <w:sz w:val="21"/>
-        </w:rPr>
-        <w:t>Solution: Akathisia is a distressing EPS characterized by subjective feelings of inner restlessness and objective motor restlessness (pacing, fidgeting).</w:t>
+        <w:t xml:space="preserve">(c) Orange juice with pulp</w:t>
       </w:r>
     </w:p>
     <w:p>
-      <w:pPr>
-        <w:spacing w:after="0" w:before="0"/>
-      </w:pPr>
       <w:r>
-        <w:rPr>
-          <w:b w:val="0"/>
-          <w:sz w:val="20"/>
-        </w:rPr>
-        <w:t>Positive Marks: 1</w:t>
+        <w:t xml:space="preserve">(d) Nothing until the next morning</w:t>
       </w:r>
     </w:p>
     <w:p>
-      <w:pPr>
-        <w:spacing w:after="160" w:before="0"/>
-      </w:pPr>
       <w:r>
-        <w:rPr>
-          <w:b w:val="0"/>
-          <w:sz w:val="20"/>
-        </w:rPr>
-        <w:t>Negative Marks: 0.25</w:t>
+        <w:t xml:space="preserve">Answer: b</w:t>
       </w:r>
     </w:p>
     <w:p>
-      <w:pPr>
-        <w:spacing w:after="20" w:before="120"/>
-      </w:pPr>
       <w:r>
-        <w:rPr>
-          <w:b/>
-          <w:sz w:val="22"/>
-        </w:rPr>
-        <w:t>Question: An unconscious client needs oral care and suctioning. Which position is safest to prevent aspiration?</w:t>
+        <w:t xml:space="preserve">Solution: Postoperative clients are advanced to clear liquids once awake, alert, and able to swallow, as ordered. A full meal and pulp-containing juices are not appropriate as the first intake.</w:t>
       </w:r>
     </w:p>
     <w:p>
-      <w:pPr>
-        <w:spacing w:after="0" w:before="0"/>
-      </w:pPr>
       <w:r>
-        <w:rPr>
-          <w:b w:val="0"/>
-          <w:sz w:val="22"/>
-        </w:rPr>
-        <w:t>(a) Side-lying (lateral) position</w:t>
+        <w:t xml:space="preserve">Positive Marks: 1</w:t>
       </w:r>
     </w:p>
     <w:p>
-      <w:pPr>
-        <w:spacing w:after="0" w:before="0"/>
-      </w:pPr>
       <w:r>
-        <w:rPr>
-          <w:b w:val="0"/>
-          <w:sz w:val="22"/>
-        </w:rPr>
-        <w:t>(b) Supine position</w:t>
+        <w:t xml:space="preserve">Negative Marks: 0.25</w:t>
       </w:r>
     </w:p>
     <w:p>
-      <w:pPr>
-        <w:spacing w:after="0" w:before="0"/>
-      </w:pPr>
       <w:r>
-        <w:rPr>
-          <w:b w:val="0"/>
-          <w:sz w:val="22"/>
-        </w:rPr>
-        <w:t>(c) Prone position</w:t>
+        <w:t xml:space="preserve"/>
       </w:r>
     </w:p>
     <w:p>
-      <w:pPr>
-        <w:spacing w:after="0" w:before="0"/>
-      </w:pPr>
       <w:r>
-        <w:rPr>
-          <w:b w:val="0"/>
-          <w:sz w:val="22"/>
-        </w:rPr>
-        <w:t>(d) Trendelenburg position</w:t>
+        <w:t xml:space="preserve">Question: A nurse is preparing to administer an ophthalmic medication. The medication should be instilled:</w:t>
       </w:r>
     </w:p>
     <w:p>
-      <w:pPr>
-        <w:spacing w:after="0" w:before="40"/>
-      </w:pPr>
       <w:r>
-        <w:rPr>
-          <w:b/>
-          <w:sz w:val="22"/>
-        </w:rPr>
-        <w:t>Answer: a</w:t>
+        <w:t xml:space="preserve">(a) Directly onto the cornea</w:t>
       </w:r>
     </w:p>
     <w:p>
-      <w:pPr>
-        <w:spacing w:after="0" w:before="0"/>
-      </w:pPr>
       <w:r>
-        <w:rPr>
-          <w:b w:val="0"/>
-          <w:sz w:val="21"/>
-        </w:rPr>
-        <w:t>Solution: Side-lying allows secretions to pool in the cheek rather than the pharynx and permits drainage, reducing the risk of aspiration during oral care and suctioning.</w:t>
+        <w:t xml:space="preserve">(b) Into the lower conjunctival sac</w:t>
       </w:r>
     </w:p>
     <w:p>
-      <w:pPr>
-        <w:spacing w:after="0" w:before="0"/>
-      </w:pPr>
       <w:r>
-        <w:rPr>
-          <w:b w:val="0"/>
-          <w:sz w:val="20"/>
-        </w:rPr>
-        <w:t>Positive Marks: 1</w:t>
+        <w:t xml:space="preserve">(c) Into the inner canthus</w:t>
       </w:r>
     </w:p>
     <w:p>
-      <w:pPr>
-        <w:spacing w:after="160" w:before="0"/>
-      </w:pPr>
       <w:r>
-        <w:rPr>
-          <w:b w:val="0"/>
-          <w:sz w:val="20"/>
-        </w:rPr>
-        <w:t>Negative Marks: 0.25</w:t>
+        <w:t xml:space="preserve">(d) Onto the eyelid margin</w:t>
       </w:r>
     </w:p>
     <w:p>
-      <w:pPr>
-        <w:spacing w:after="20" w:before="120"/>
-      </w:pPr>
       <w:r>
-        <w:rPr>
-          <w:b/>
-          <w:sz w:val="22"/>
-        </w:rPr>
-        <w:t>Question: Best described the asepsis of any surgical instrument?</w:t>
+        <w:t xml:space="preserve">Answer: b</w:t>
       </w:r>
     </w:p>
     <w:p>
-      <w:pPr>
-        <w:spacing w:after="0" w:before="0"/>
-      </w:pPr>
       <w:r>
-        <w:rPr>
-          <w:b w:val="0"/>
-          <w:sz w:val="22"/>
-        </w:rPr>
-        <w:t>(a) Sterilization</w:t>
+        <w:t xml:space="preserve">Solution: Eye drops are instilled into the lower conjunctival sac to avoid damaging the sensitive cornea and to allow even distribution across the eye. The inner canthus is used for nasolacrimal occlusion after instillation.</w:t>
       </w:r>
     </w:p>
     <w:p>
-      <w:pPr>
-        <w:spacing w:after="0" w:before="0"/>
-      </w:pPr>
       <w:r>
-        <w:rPr>
-          <w:b w:val="0"/>
-          <w:sz w:val="22"/>
-        </w:rPr>
-        <w:t>(b) Mopping</w:t>
+        <w:t xml:space="preserve">Positive Marks: 1</w:t>
       </w:r>
     </w:p>
     <w:p>
-      <w:pPr>
-        <w:spacing w:after="0" w:before="0"/>
-      </w:pPr>
       <w:r>
-        <w:rPr>
-          <w:b w:val="0"/>
-          <w:sz w:val="22"/>
-        </w:rPr>
-        <w:t>(c) Scrubbing</w:t>
+        <w:t xml:space="preserve">Negative Marks: 0.25</w:t>
       </w:r>
     </w:p>
     <w:p>
-      <w:pPr>
-        <w:spacing w:after="0" w:before="0"/>
-      </w:pPr>
       <w:r>
-        <w:rPr>
-          <w:b w:val="0"/>
-          <w:sz w:val="22"/>
-        </w:rPr>
-        <w:t>(d) Disinfection</w:t>
+        <w:t xml:space="preserve"/>
       </w:r>
     </w:p>
     <w:p>
-      <w:pPr>
-        <w:spacing w:after="0" w:before="40"/>
-      </w:pPr>
       <w:r>
-        <w:rPr>
-          <w:b/>
-          <w:sz w:val="22"/>
-        </w:rPr>
-        <w:t>Answer: a</w:t>
+        <w:t xml:space="preserve">Question: The mother of a 6-month-old infant asks when she should start introducing solid foods. The nurse's best response is:</w:t>
       </w:r>
     </w:p>
     <w:p>
-      <w:pPr>
-        <w:spacing w:after="0" w:before="0"/>
-      </w:pPr>
       <w:r>
-        <w:rPr>
-          <w:b w:val="0"/>
-          <w:sz w:val="21"/>
-        </w:rPr>
-        <w:t>Solution: The complete elimination of all microorganisms, including spores, is the best description of the term sterilization. Sterilization is the process of killing or removing all microorganisms, including bacteria, viruses, fungi, and spores. Sterilization can be achieved by various physical and chemical methods, such as heat, radiation, and chemical disinfectants.</w:t>
+        <w:t xml:space="preserve">(a) "Start now with rice cereal mixed with milk."</w:t>
       </w:r>
     </w:p>
     <w:p>
-      <w:pPr>
-        <w:spacing w:after="0" w:before="0"/>
-      </w:pPr>
       <w:r>
-        <w:rPr>
-          <w:b w:val="0"/>
-          <w:sz w:val="20"/>
-        </w:rPr>
-        <w:t>Positive Marks: 1</w:t>
+        <w:t xml:space="preserve">(b) "Introduce solids at about 6 months of age, starting with iron-fortified rice cereal."</w:t>
       </w:r>
     </w:p>
     <w:p>
-      <w:pPr>
-        <w:spacing w:after="160" w:before="0"/>
-      </w:pPr>
       <w:r>
-        <w:rPr>
-          <w:b w:val="0"/>
-          <w:sz w:val="20"/>
-        </w:rPr>
-        <w:t>Negative Marks: 0.25</w:t>
+        <w:t xml:space="preserve">(c) "Wait until the baby is 1 year old."</w:t>
       </w:r>
     </w:p>
     <w:p>
-      <w:pPr>
-        <w:spacing w:after="20" w:before="120"/>
-      </w:pPr>
       <w:r>
-        <w:rPr>
-          <w:b/>
-          <w:sz w:val="22"/>
-        </w:rPr>
-        <w:t>Question: When inspecting a cardiovascular client, the nurse notes that he needs to sit upright to breathe. This behavior is most indicative of:</w:t>
+        <w:t xml:space="preserve">(d) "Begin with strained fruits only."</w:t>
       </w:r>
     </w:p>
     <w:p>
-      <w:pPr>
-        <w:spacing w:after="0" w:before="0"/>
-      </w:pPr>
       <w:r>
-        <w:rPr>
-          <w:b w:val="0"/>
-          <w:sz w:val="22"/>
-        </w:rPr>
-        <w:t>(a) Anxiety</w:t>
+        <w:t xml:space="preserve">Answer: b</w:t>
       </w:r>
     </w:p>
     <w:p>
-      <w:pPr>
-        <w:spacing w:after="0" w:before="0"/>
-      </w:pPr>
       <w:r>
-        <w:rPr>
-          <w:b w:val="0"/>
-          <w:sz w:val="22"/>
-        </w:rPr>
-        <w:t>(b) Pericarditis</w:t>
+        <w:t xml:space="preserve">Solution: The WHO and pediatric guidelines recommend introducing complementary foods at about 6 months, beginning with iron-fortified single-grain cereal. Earlier introduction increases allergy and aspiration risk; later introduction risks nutritional deficiency.</w:t>
       </w:r>
     </w:p>
     <w:p>
-      <w:pPr>
-        <w:spacing w:after="0" w:before="0"/>
-      </w:pPr>
       <w:r>
-        <w:rPr>
-          <w:b w:val="0"/>
-          <w:sz w:val="22"/>
-        </w:rPr>
-        <w:t>(c) Angina</w:t>
+        <w:t xml:space="preserve">Positive Marks: 1</w:t>
       </w:r>
     </w:p>
     <w:p>
-      <w:pPr>
-        <w:spacing w:after="0" w:before="0"/>
-      </w:pPr>
       <w:r>
-        <w:rPr>
-          <w:b w:val="0"/>
-          <w:sz w:val="22"/>
-        </w:rPr>
-        <w:t>(d) Congestive heart failure</w:t>
+        <w:t xml:space="preserve">Negative Marks: 0.25</w:t>
       </w:r>
     </w:p>
     <w:p>
-      <w:pPr>
-        <w:spacing w:after="0" w:before="40"/>
-      </w:pPr>
       <w:r>
-        <w:rPr>
-          <w:b/>
-          <w:sz w:val="22"/>
-        </w:rPr>
-        <w:t>Answer: d</w:t>
+        <w:t xml:space="preserve"/>
       </w:r>
     </w:p>
     <w:p>
-      <w:pPr>
-        <w:spacing w:after="0" w:before="0"/>
-      </w:pPr>
       <w:r>
-        <w:rPr>
-          <w:b w:val="0"/>
-          <w:sz w:val="21"/>
-        </w:rPr>
-        <w:t>Solution: The behavior of needing to sit upright to breathe is most indicative of congestive heart failure (CHF). In congestive heart failure, the heart is unable to pump blood effectively, leading to a buildup of fluid in the lungs (pulmonary edema). This can result in difficulty breathing when lying down, a condition known as orthopnea. Patients with CHF often find relief by sitting up or elevating their upper body, which reduces the pressure on the lungs and makes it easier to breathe.</w:t>
+        <w:t xml:space="preserve">Question: A client is receiving a blood transfusion. Which sign indicates a transfusion reaction requiring immediate discontinuation of the transfusion?</w:t>
       </w:r>
     </w:p>
     <w:p>
-      <w:pPr>
-        <w:spacing w:after="0" w:before="0"/>
-      </w:pPr>
       <w:r>
-        <w:rPr>
-          <w:b w:val="0"/>
-          <w:sz w:val="20"/>
-        </w:rPr>
-        <w:t>Positive Marks: 1</w:t>
+        <w:t xml:space="preserve">(a) Slight temperature elevation of 37.2°C (99°F) at the start</w:t>
       </w:r>
     </w:p>
     <w:p>
-      <w:pPr>
-        <w:spacing w:after="160" w:before="0"/>
-      </w:pPr>
       <w:r>
-        <w:rPr>
-          <w:b w:val="0"/>
-          <w:sz w:val="20"/>
-        </w:rPr>
-        <w:t>Negative Marks: 0.25</w:t>
+        <w:t xml:space="preserve">(b) Chills, fever, and low back pain</w:t>
       </w:r>
     </w:p>
     <w:p>
-      <w:pPr>
-        <w:spacing w:after="20" w:before="120"/>
-      </w:pPr>
       <w:r>
-        <w:rPr>
-          <w:b/>
-          <w:sz w:val="22"/>
-        </w:rPr>
-        <w:t>Question: The most important nursing action before administering any medication is:</w:t>
+        <w:t xml:space="preserve">(c) Mild anxiety</w:t>
       </w:r>
     </w:p>
     <w:p>
-      <w:pPr>
-        <w:spacing w:after="0" w:before="0"/>
-      </w:pPr>
       <w:r>
-        <w:rPr>
-          <w:b w:val="0"/>
-          <w:sz w:val="22"/>
-        </w:rPr>
-        <w:t>(a) Check the dose</w:t>
+        <w:t xml:space="preserve">(d) Increased appetite</w:t>
       </w:r>
     </w:p>
     <w:p>
-      <w:pPr>
-        <w:spacing w:after="0" w:before="0"/>
-      </w:pPr>
       <w:r>
-        <w:rPr>
-          <w:b w:val="0"/>
-          <w:sz w:val="22"/>
-        </w:rPr>
-        <w:t>(b) Wash hands</w:t>
+        <w:t xml:space="preserve">Answer: b</w:t>
       </w:r>
     </w:p>
     <w:p>
-      <w:pPr>
-        <w:spacing w:after="0" w:before="0"/>
-      </w:pPr>
       <w:r>
-        <w:rPr>
-          <w:b w:val="0"/>
-          <w:sz w:val="22"/>
-        </w:rPr>
-        <w:t>(c) Identify the patient correctly</w:t>
+        <w:t xml:space="preserve">Solution: Chills, fever, and low back pain are classic signs of a hemolytic transfusion reaction — a medical emergency. The nurse stops the transfusion, keeps the IV line open with normal saline, and notifies the physician.</w:t>
       </w:r>
     </w:p>
     <w:p>
-      <w:pPr>
-        <w:spacing w:after="0" w:before="0"/>
-      </w:pPr>
       <w:r>
-        <w:rPr>
-          <w:b w:val="0"/>
-          <w:sz w:val="22"/>
-        </w:rPr>
-        <w:t>(d) Check the expiry date</w:t>
+        <w:t xml:space="preserve">Positive Marks: 1</w:t>
       </w:r>
     </w:p>
     <w:p>
-      <w:pPr>
-        <w:spacing w:after="0" w:before="40"/>
-      </w:pPr>
       <w:r>
-        <w:rPr>
-          <w:b/>
-          <w:sz w:val="22"/>
-        </w:rPr>
-        <w:t>Answer: c</w:t>
+        <w:t xml:space="preserve">Negative Marks: 0.25</w:t>
       </w:r>
     </w:p>
     <w:p>
-      <w:pPr>
-        <w:spacing w:after="0" w:before="0"/>
-      </w:pPr>
       <w:r>
-        <w:rPr>
-          <w:b w:val="0"/>
-          <w:sz w:val="21"/>
-        </w:rPr>
-        <w:t>Solution: Correct patient identification (two identifiers) is the first and most vital check before drug administration.</w:t>
+        <w:t xml:space="preserve"/>
       </w:r>
     </w:p>
     <w:p>
-      <w:pPr>
-        <w:spacing w:after="0" w:before="0"/>
-      </w:pPr>
       <w:r>
-        <w:rPr>
-          <w:b w:val="0"/>
-          <w:sz w:val="20"/>
-        </w:rPr>
-        <w:t>Positive Marks: 1</w:t>
+        <w:t xml:space="preserve">Question: The nurse is assessing a client with peritonitis. Which finding is most characteristic?</w:t>
       </w:r>
     </w:p>
     <w:p>
-      <w:pPr>
-        <w:spacing w:after="160" w:before="0"/>
-      </w:pPr>
       <w:r>
-        <w:rPr>
-          <w:b w:val="0"/>
-          <w:sz w:val="20"/>
-        </w:rPr>
-        <w:t>Negative Marks: 0.25</w:t>
+        <w:t xml:space="preserve">(a) Board-like abdominal rigidity</w:t>
       </w:r>
     </w:p>
     <w:p>
-      <w:pPr>
-        <w:spacing w:after="20" w:before="120"/>
-      </w:pPr>
       <w:r>
-        <w:rPr>
-          <w:b/>
-          <w:sz w:val="22"/>
-        </w:rPr>
-        <w:t>Question: Amphetamine used in ADHD for long term than cause ?</w:t>
+        <w:t xml:space="preserve">(b) Soft, non-tender abdomen</w:t>
       </w:r>
     </w:p>
     <w:p>
-      <w:pPr>
-        <w:spacing w:after="0" w:before="0"/>
-      </w:pPr>
       <w:r>
-        <w:rPr>
-          <w:b w:val="0"/>
-          <w:sz w:val="22"/>
-        </w:rPr>
-        <w:t>(a) Hypothermia</w:t>
+        <w:t xml:space="preserve">(c) Normal bowel sounds</w:t>
       </w:r>
     </w:p>
     <w:p>
-      <w:pPr>
-        <w:spacing w:after="0" w:before="0"/>
-      </w:pPr>
       <w:r>
-        <w:rPr>
-          <w:b w:val="0"/>
-          <w:sz w:val="22"/>
-        </w:rPr>
-        <w:t>(b) Increased appetite</w:t>
+        <w:t xml:space="preserve">(d) Absence of pain</w:t>
       </w:r>
     </w:p>
     <w:p>
-      <w:pPr>
-        <w:spacing w:after="0" w:before="0"/>
-      </w:pPr>
       <w:r>
-        <w:rPr>
-          <w:b w:val="0"/>
-          <w:sz w:val="22"/>
-        </w:rPr>
-        <w:t>(c) Mania</w:t>
+        <w:t xml:space="preserve">Answer: a</w:t>
       </w:r>
     </w:p>
     <w:p>
-      <w:pPr>
-        <w:spacing w:after="0" w:before="0"/>
-      </w:pPr>
       <w:r>
-        <w:rPr>
-          <w:b w:val="0"/>
-          <w:sz w:val="22"/>
-        </w:rPr>
-        <w:t>(d) confusion</w:t>
+        <w:t xml:space="preserve">Solution: Peritonitis causes board-like rigidity of the abdomen due to involuntary muscle spasm, along with severe pain, rebound tenderness, and absent bowel sounds. This is a surgical emergency.</w:t>
       </w:r>
     </w:p>
     <w:p>
-      <w:pPr>
-        <w:spacing w:after="0" w:before="40"/>
-      </w:pPr>
       <w:r>
-        <w:rPr>
-          <w:b/>
-          <w:sz w:val="22"/>
-        </w:rPr>
-        <w:t>Answer: d</w:t>
+        <w:t xml:space="preserve">Positive Marks: 1</w:t>
       </w:r>
     </w:p>
     <w:p>
-      <w:pPr>
-        <w:spacing w:after="0" w:before="0"/>
-      </w:pPr>
       <w:r>
-        <w:rPr>
-          <w:b w:val="0"/>
-          <w:sz w:val="21"/>
-        </w:rPr>
-        <w:t>Solution: Long-term amphetamine use can cause confusion, agitation and psychotic symptoms; appetite is decreased and body temperature may rise.</w:t>
+        <w:t xml:space="preserve">Negative Marks: 0.25</w:t>
       </w:r>
     </w:p>
     <w:p>
-      <w:pPr>
-        <w:spacing w:after="0" w:before="0"/>
-      </w:pPr>
       <w:r>
-        <w:rPr>
-          <w:b w:val="0"/>
-          <w:sz w:val="20"/>
-        </w:rPr>
-        <w:t>Positive Marks: 1</w:t>
+        <w:t xml:space="preserve"/>
       </w:r>
     </w:p>
     <w:p>
-      <w:pPr>
-        <w:spacing w:after="160" w:before="0"/>
-      </w:pPr>
       <w:r>
-        <w:rPr>
-          <w:b w:val="0"/>
-          <w:sz w:val="20"/>
-        </w:rPr>
-        <w:t>Negative Marks: 0.25</w:t>
+        <w:t xml:space="preserve">Question: Which client is at greatest risk for the development of a pressure injury?</w:t>
+      </w:r>
+    </w:p>
+    <w:p>
+      <w:r>
+        <w:t xml:space="preserve">(a) A client who is immobile and incontinent</w:t>
+      </w:r>
+    </w:p>
+    <w:p>
+      <w:r>
+        <w:t xml:space="preserve">(b) A client with a sprained ankle</w:t>
+      </w:r>
+    </w:p>
+    <w:p>
+      <w:r>
+        <w:t xml:space="preserve">(c) A client with a mild fever</w:t>
+      </w:r>
+    </w:p>
+    <w:p>
+      <w:r>
+        <w:t xml:space="preserve">(d) A client who is ambulatory</w:t>
+      </w:r>
+    </w:p>
+    <w:p>
+      <w:r>
+        <w:t xml:space="preserve">Answer: a</w:t>
+      </w:r>
+    </w:p>
+    <w:p>
+      <w:r>
+        <w:t xml:space="preserve">Solution: Immobility is the primary risk factor for pressure injuries, and moisture from incontinence increases skin breakdown risk. The other clients have low risk.</w:t>
+      </w:r>
+    </w:p>
+    <w:p>
+      <w:r>
+        <w:t xml:space="preserve">Positive Marks: 1</w:t>
+      </w:r>
+    </w:p>
+    <w:p>
+      <w:r>
+        <w:t xml:space="preserve">Negative Marks: 0.25</w:t>
+      </w:r>
+    </w:p>
+    <w:p>
+      <w:r>
+        <w:t xml:space="preserve"/>
+      </w:r>
+    </w:p>
+    <w:p>
+      <w:r>
+        <w:t xml:space="preserve">Question: A client with a fractured femur suddenly develops dyspnea, chest pain, and hypotension. The nurse should suspect:</w:t>
+      </w:r>
+    </w:p>
+    <w:p>
+      <w:r>
+        <w:t xml:space="preserve">(a) Fat embolism syndrome</w:t>
+      </w:r>
+    </w:p>
+    <w:p>
+      <w:r>
+        <w:t xml:space="preserve">(b) Hypovolemic shock</w:t>
+      </w:r>
+    </w:p>
+    <w:p>
+      <w:r>
+        <w:t xml:space="preserve">(c) Compartment syndrome</w:t>
+      </w:r>
+    </w:p>
+    <w:p>
+      <w:r>
+        <w:t xml:space="preserve">(d) Osteomyelitis</w:t>
+      </w:r>
+    </w:p>
+    <w:p>
+      <w:r>
+        <w:t xml:space="preserve">Answer: a</w:t>
+      </w:r>
+    </w:p>
+    <w:p>
+      <w:r>
+        <w:t xml:space="preserve">Solution: Fat embolism syndrome classically occurs 24–72 hours after long-bone fractures, presenting with dyspnea, chest pain, petechiae, and confusion. Immediate oxygenation and supportive care are required.</w:t>
+      </w:r>
+    </w:p>
+    <w:p>
+      <w:r>
+        <w:t xml:space="preserve">Positive Marks: 1</w:t>
+      </w:r>
+    </w:p>
+    <w:p>
+      <w:r>
+        <w:t xml:space="preserve">Negative Marks: 0.25</w:t>
       </w:r>
     </w:p>
     <w:sectPr>
       <w:pgSz w:w="12240" w:h="15840"/>
-      <w:pgMar w:top="864" w:right="1008" w:bottom="864" w:left="1008" w:header="720" w:footer="720" w:gutter="0"/>
+      <w:pgMar w:top="1440" w:right="1800" w:bottom="1440" w:left="1800" w:header="720" w:footer="720" w:gutter="0"/>
       <w:cols w:space="720"/>
       <w:docGrid w:linePitch="360"/>
     </w:sectPr>
@@ -2535,10 +1365,6 @@
     <w:name w:val="Normal"/>
     <w:qFormat/>
     <w:rsid w:val="00FC693F"/>
-    <w:rPr>
-      <w:rFonts w:ascii="Calibri" w:hAnsi="Calibri"/>
-      <w:sz w:val="22"/>
-    </w:rPr>
   </w:style>
   <w:style w:type="paragraph" w:styleId="Header">
     <w:name w:val="header"/>
